--- a/downloads/handouts/Unit 03/Handout 03.07 - Private Stress Map.docx
+++ b/downloads/handouts/Unit 03/Handout 03.07 - Private Stress Map.docx
@@ -41,9 +41,9 @@
       <w:pPr>
         <w:pStyle w:val="Heading3"/>
       </w:pPr>
-      <w:bookmarkStart w:id="21" w:name="word-bank-in-other-languages"/>
-      <w:r>
-        <w:t xml:space="preserve">Word bank in other languages</w:t>
+      <w:bookmarkStart w:id="21" w:name="word-bank-in-spanish"/>
+      <w:r>
+        <w:t xml:space="preserve">Word bank in Spanish</w:t>
       </w:r>
       <w:bookmarkEnd w:id="21"/>
     </w:p>
@@ -54,10 +54,8 @@
         <w:tblLook w:firstRow="1"/>
       </w:tblPr>
       <w:tblGrid>
-        <w:gridCol w:w="2340"/>
-        <w:gridCol w:w="2340"/>
-        <w:gridCol w:w="2340"/>
-        <w:gridCol w:w="2340"/>
+        <w:gridCol w:w="4680"/>
+        <w:gridCol w:w="4680"/>
       </w:tblGrid>
       <w:tr>
         <w:trPr>
@@ -65,7 +63,7 @@
         </w:trPr>
         <w:tc>
           <w:tcPr>
-            <w:tcW w:type="dxa" w:w="2340"/>
+            <w:tcW w:type="dxa" w:w="4680"/>
             <w:tcBorders>
               <w:bottom w:val="single"/>
             </w:tcBorders>
@@ -83,7 +81,7 @@
         </w:tc>
         <w:tc>
           <w:tcPr>
-            <w:tcW w:type="dxa" w:w="2340"/>
+            <w:tcW w:type="dxa" w:w="4680"/>
             <w:tcBorders>
               <w:bottom w:val="single"/>
             </w:tcBorders>
@@ -95,42 +93,6 @@
               <w:jc w:val="left"/>
             </w:pPr>
             <w:r>
-              <w:t xml:space="preserve">Turkish</w:t>
-            </w:r>
-          </w:p>
-        </w:tc>
-        <w:tc>
-          <w:tcPr>
-            <w:tcW w:type="dxa" w:w="2340"/>
-            <w:tcBorders>
-              <w:bottom w:val="single"/>
-            </w:tcBorders>
-            <w:vAlign w:val="bottom"/>
-          </w:tcPr>
-          <w:p>
-            <w:pPr>
-              <w:pStyle w:val="Compact"/>
-              <w:jc w:val="left"/>
-            </w:pPr>
-            <w:r>
-              <w:t xml:space="preserve">Portuguese</w:t>
-            </w:r>
-          </w:p>
-        </w:tc>
-        <w:tc>
-          <w:tcPr>
-            <w:tcW w:type="dxa" w:w="2340"/>
-            <w:tcBorders>
-              <w:bottom w:val="single"/>
-            </w:tcBorders>
-            <w:vAlign w:val="bottom"/>
-          </w:tcPr>
-          <w:p>
-            <w:pPr>
-              <w:pStyle w:val="Compact"/>
-              <w:jc w:val="left"/>
-            </w:pPr>
-            <w:r>
               <w:t xml:space="preserve">Spanish</w:t>
             </w:r>
           </w:p>
@@ -139,7 +101,7 @@
       <w:tr>
         <w:tc>
           <w:tcPr>
-            <w:tcW w:type="dxa" w:w="2340"/>
+            <w:tcW w:type="dxa" w:w="4680"/>
           </w:tcPr>
           <w:p>
             <w:pPr>
@@ -153,35 +115,7 @@
         </w:tc>
         <w:tc>
           <w:tcPr>
-            <w:tcW w:type="dxa" w:w="2340"/>
-          </w:tcPr>
-          <w:p>
-            <w:pPr>
-              <w:pStyle w:val="Compact"/>
-              <w:jc w:val="left"/>
-            </w:pPr>
-            <w:r>
-              <w:t xml:space="preserve">stres</w:t>
-            </w:r>
-          </w:p>
-        </w:tc>
-        <w:tc>
-          <w:tcPr>
-            <w:tcW w:type="dxa" w:w="2340"/>
-          </w:tcPr>
-          <w:p>
-            <w:pPr>
-              <w:pStyle w:val="Compact"/>
-              <w:jc w:val="left"/>
-            </w:pPr>
-            <w:r>
-              <w:t xml:space="preserve">estresse</w:t>
-            </w:r>
-          </w:p>
-        </w:tc>
-        <w:tc>
-          <w:tcPr>
-            <w:tcW w:type="dxa" w:w="2340"/>
+            <w:tcW w:type="dxa" w:w="4680"/>
           </w:tcPr>
           <w:p>
             <w:pPr>
@@ -197,7 +131,7 @@
       <w:tr>
         <w:tc>
           <w:tcPr>
-            <w:tcW w:type="dxa" w:w="2340"/>
+            <w:tcW w:type="dxa" w:w="4680"/>
           </w:tcPr>
           <w:p>
             <w:pPr>
@@ -211,35 +145,7 @@
         </w:tc>
         <w:tc>
           <w:tcPr>
-            <w:tcW w:type="dxa" w:w="2340"/>
-          </w:tcPr>
-          <w:p>
-            <w:pPr>
-              <w:pStyle w:val="Compact"/>
-              <w:jc w:val="left"/>
-            </w:pPr>
-            <w:r>
-              <w:t xml:space="preserve">vücut</w:t>
-            </w:r>
-          </w:p>
-        </w:tc>
-        <w:tc>
-          <w:tcPr>
-            <w:tcW w:type="dxa" w:w="2340"/>
-          </w:tcPr>
-          <w:p>
-            <w:pPr>
-              <w:pStyle w:val="Compact"/>
-              <w:jc w:val="left"/>
-            </w:pPr>
-            <w:r>
-              <w:t xml:space="preserve">corpo</w:t>
-            </w:r>
-          </w:p>
-        </w:tc>
-        <w:tc>
-          <w:tcPr>
-            <w:tcW w:type="dxa" w:w="2340"/>
+            <w:tcW w:type="dxa" w:w="4680"/>
           </w:tcPr>
           <w:p>
             <w:pPr>
@@ -255,7 +161,7 @@
       <w:tr>
         <w:tc>
           <w:tcPr>
-            <w:tcW w:type="dxa" w:w="2340"/>
+            <w:tcW w:type="dxa" w:w="4680"/>
           </w:tcPr>
           <w:p>
             <w:pPr>
@@ -269,35 +175,7 @@
         </w:tc>
         <w:tc>
           <w:tcPr>
-            <w:tcW w:type="dxa" w:w="2340"/>
-          </w:tcPr>
-          <w:p>
-            <w:pPr>
-              <w:pStyle w:val="Compact"/>
-              <w:jc w:val="left"/>
-            </w:pPr>
-            <w:r>
-              <w:t xml:space="preserve">işaret</w:t>
-            </w:r>
-          </w:p>
-        </w:tc>
-        <w:tc>
-          <w:tcPr>
-            <w:tcW w:type="dxa" w:w="2340"/>
-          </w:tcPr>
-          <w:p>
-            <w:pPr>
-              <w:pStyle w:val="Compact"/>
-              <w:jc w:val="left"/>
-            </w:pPr>
-            <w:r>
-              <w:t xml:space="preserve">sinal</w:t>
-            </w:r>
-          </w:p>
-        </w:tc>
-        <w:tc>
-          <w:tcPr>
-            <w:tcW w:type="dxa" w:w="2340"/>
+            <w:tcW w:type="dxa" w:w="4680"/>
           </w:tcPr>
           <w:p>
             <w:pPr>
@@ -313,7 +191,7 @@
       <w:tr>
         <w:tc>
           <w:tcPr>
-            <w:tcW w:type="dxa" w:w="2340"/>
+            <w:tcW w:type="dxa" w:w="4680"/>
           </w:tcPr>
           <w:p>
             <w:pPr>
@@ -327,35 +205,7 @@
         </w:tc>
         <w:tc>
           <w:tcPr>
-            <w:tcW w:type="dxa" w:w="2340"/>
-          </w:tcPr>
-          <w:p>
-            <w:pPr>
-              <w:pStyle w:val="Compact"/>
-              <w:jc w:val="left"/>
-            </w:pPr>
-            <w:r>
-              <w:t xml:space="preserve">yardım</w:t>
-            </w:r>
-          </w:p>
-        </w:tc>
-        <w:tc>
-          <w:tcPr>
-            <w:tcW w:type="dxa" w:w="2340"/>
-          </w:tcPr>
-          <w:p>
-            <w:pPr>
-              <w:pStyle w:val="Compact"/>
-              <w:jc w:val="left"/>
-            </w:pPr>
-            <w:r>
-              <w:t xml:space="preserve">ajuda</w:t>
-            </w:r>
-          </w:p>
-        </w:tc>
-        <w:tc>
-          <w:tcPr>
-            <w:tcW w:type="dxa" w:w="2340"/>
+            <w:tcW w:type="dxa" w:w="4680"/>
           </w:tcPr>
           <w:p>
             <w:pPr>
@@ -371,7 +221,7 @@
       <w:tr>
         <w:tc>
           <w:tcPr>
-            <w:tcW w:type="dxa" w:w="2340"/>
+            <w:tcW w:type="dxa" w:w="4680"/>
           </w:tcPr>
           <w:p>
             <w:pPr>
@@ -385,35 +235,7 @@
         </w:tc>
         <w:tc>
           <w:tcPr>
-            <w:tcW w:type="dxa" w:w="2340"/>
-          </w:tcPr>
-          <w:p>
-            <w:pPr>
-              <w:pStyle w:val="Compact"/>
-              <w:jc w:val="left"/>
-            </w:pPr>
-            <w:r>
-              <w:t xml:space="preserve">yetişkin</w:t>
-            </w:r>
-          </w:p>
-        </w:tc>
-        <w:tc>
-          <w:tcPr>
-            <w:tcW w:type="dxa" w:w="2340"/>
-          </w:tcPr>
-          <w:p>
-            <w:pPr>
-              <w:pStyle w:val="Compact"/>
-              <w:jc w:val="left"/>
-            </w:pPr>
-            <w:r>
-              <w:t xml:space="preserve">adulto</w:t>
-            </w:r>
-          </w:p>
-        </w:tc>
-        <w:tc>
-          <w:tcPr>
-            <w:tcW w:type="dxa" w:w="2340"/>
+            <w:tcW w:type="dxa" w:w="4680"/>
           </w:tcPr>
           <w:p>
             <w:pPr>
@@ -774,8 +596,11 @@
       </w:r>
     </w:p>
     <w:p>
-      <w:r>
-        <w:br w:type="page"/>
+      <w:pPr>
+        <w:pStyle w:val="BodyText"/>
+      </w:pPr>
+      <w:r>
+        <w:t xml:space="preserve">____________________________________________________________________________________________</w:t>
       </w:r>
     </w:p>
     <w:p>
@@ -1723,13 +1548,19 @@
       </w:r>
     </w:p>
     <w:p>
-      <w:r>
-        <w:br w:type="page"/>
-      </w:r>
-    </w:p>
-    <w:p>
-      <w:r>
-        <w:br w:type="page"/>
+      <w:pPr>
+        <w:pStyle w:val="BodyText"/>
+      </w:pPr>
+      <w:r>
+        <w:t xml:space="preserve">____________________________________________________________________________________________</w:t>
+      </w:r>
+    </w:p>
+    <w:p>
+      <w:pPr>
+        <w:pStyle w:val="BodyText"/>
+      </w:pPr>
+      <w:r>
+        <w:t xml:space="preserve">____________________________________________________________________________________________</w:t>
       </w:r>
     </w:p>
     <w:p>

--- a/downloads/handouts/Unit 03/Handout 03.07 - Private Stress Map.docx
+++ b/downloads/handouts/Unit 03/Handout 03.07 - Private Stress Map.docx
@@ -488,108 +488,62 @@
     </w:p>
     <w:p>
       <w:pPr>
-        <w:pStyle w:val="SourceCode"/>
-      </w:pPr>
-      <w:r>
-        <w:rPr>
-          <w:rStyle w:val="VerbatimChar"/>
-        </w:rPr>
-        <w:t xml:space="preserve">                 ( head )          headache, cannot focus, cannot sleep</w:t>
-      </w:r>
-      <w:r>
-        <w:br/>
-      </w:r>
-      <w:r>
-        <w:rPr>
-          <w:rStyle w:val="VerbatimChar"/>
-        </w:rPr>
-        <w:t xml:space="preserve">                   |  |</w:t>
-      </w:r>
-      <w:r>
-        <w:br/>
-      </w:r>
-      <w:r>
-        <w:rPr>
-          <w:rStyle w:val="VerbatimChar"/>
-        </w:rPr>
-        <w:t xml:space="preserve">              ____|  |____</w:t>
-      </w:r>
-      <w:r>
-        <w:br/>
-      </w:r>
-      <w:r>
-        <w:rPr>
-          <w:rStyle w:val="VerbatimChar"/>
-        </w:rPr>
-        <w:t xml:space="preserve">             /  shoulders  \       tight shoulders, neck</w:t>
-      </w:r>
-      <w:r>
-        <w:br/>
-      </w:r>
-      <w:r>
-        <w:rPr>
-          <w:rStyle w:val="VerbatimChar"/>
-        </w:rPr>
-        <w:t xml:space="preserve">            |    ( chest )  |      fast heart, short breath</w:t>
-      </w:r>
-      <w:r>
-        <w:br/>
-      </w:r>
-      <w:r>
-        <w:rPr>
-          <w:rStyle w:val="VerbatimChar"/>
-        </w:rPr>
-        <w:t xml:space="preserve">            |   ( stomach ) |      stomach ache, not hungry, very hungry</w:t>
-      </w:r>
-      <w:r>
-        <w:br/>
-      </w:r>
-      <w:r>
-        <w:rPr>
-          <w:rStyle w:val="VerbatimChar"/>
-        </w:rPr>
-        <w:t xml:space="preserve">            |      |  |     |</w:t>
-      </w:r>
-      <w:r>
-        <w:br/>
-      </w:r>
-      <w:r>
-        <w:rPr>
-          <w:rStyle w:val="VerbatimChar"/>
-        </w:rPr>
-        <w:t xml:space="preserve">             \____ |  | ___/       sweaty hands (arms)</w:t>
-      </w:r>
-      <w:r>
-        <w:br/>
-      </w:r>
-      <w:r>
-        <w:rPr>
-          <w:rStyle w:val="VerbatimChar"/>
-        </w:rPr>
-        <w:t xml:space="preserve">                  |    |</w:t>
-      </w:r>
-      <w:r>
-        <w:br/>
-      </w:r>
-      <w:r>
-        <w:rPr>
-          <w:rStyle w:val="VerbatimChar"/>
-        </w:rPr>
-        <w:t xml:space="preserve">                  |    |           legs restless, tired all the time</w:t>
-      </w:r>
-      <w:r>
-        <w:br/>
-      </w:r>
-      <w:r>
-        <w:rPr>
-          <w:rStyle w:val="VerbatimChar"/>
-        </w:rPr>
-        <w:t xml:space="preserve">                 _|    |_</w:t>
-      </w:r>
-    </w:p>
-    <w:p>
-      <w:pPr>
-        <w:pStyle w:val="FirstParagraph"/>
+        <w:pStyle w:val="CaptionedFigure"/>
+      </w:pPr>
+      <w:r>
+        <w:drawing>
+          <wp:inline>
+            <wp:extent cx="5029200" cy="3791243"/>
+            <wp:effectExtent b="0" l="0" r="0" t="0"/>
+            <wp:docPr descr="A body outline with the places stress shows up first" title="" id="1" name="Picture"/>
+            <a:graphic>
+              <a:graphicData uri="http://schemas.openxmlformats.org/drawingml/2006/picture">
+                <pic:pic>
+                  <pic:nvPicPr>
+                    <pic:cNvPr descr="images/h0307-stress-map.png" id="0" name="Picture"/>
+                    <pic:cNvPicPr>
+                      <a:picLocks noChangeArrowheads="1" noChangeAspect="1"/>
+                    </pic:cNvPicPr>
+                  </pic:nvPicPr>
+                  <pic:blipFill>
+                    <a:blip r:embed="rId24"/>
+                    <a:stretch>
+                      <a:fillRect/>
+                    </a:stretch>
+                  </pic:blipFill>
+                  <pic:spPr bwMode="auto">
+                    <a:xfrm>
+                      <a:off x="0" y="0"/>
+                      <a:ext cx="5029200" cy="3791243"/>
+                    </a:xfrm>
+                    <a:prstGeom prst="rect">
+                      <a:avLst/>
+                    </a:prstGeom>
+                    <a:noFill/>
+                    <a:ln w="9525">
+                      <a:noFill/>
+                      <a:headEnd/>
+                      <a:tailEnd/>
+                    </a:ln>
+                  </pic:spPr>
+                </pic:pic>
+              </a:graphicData>
+            </a:graphic>
+          </wp:inline>
+        </w:drawing>
+      </w:r>
+    </w:p>
+    <w:p>
+      <w:pPr>
+        <w:pStyle w:val="ImageCaption"/>
+      </w:pPr>
+      <w:r>
+        <w:t xml:space="preserve">A body outline with the places stress shows up first</w:t>
+      </w:r>
+    </w:p>
+    <w:p>
+      <w:pPr>
+        <w:pStyle w:val="BodyText"/>
       </w:pPr>
       <w:r>
         <w:t xml:space="preserve">Signals from the board (copy six): _________________________________________________________________</w:t>
@@ -623,11 +577,11 @@
       <w:pPr>
         <w:pStyle w:val="Heading2"/>
       </w:pPr>
-      <w:bookmarkStart w:id="24" w:name="part-3-the-stress-map-private"/>
+      <w:bookmarkStart w:id="25" w:name="part-3-the-stress-map-private"/>
       <w:r>
         <w:t xml:space="preserve">Part 3: The stress map (private)</w:t>
       </w:r>
-      <w:bookmarkEnd w:id="24"/>
+      <w:bookmarkEnd w:id="25"/>
     </w:p>
     <w:p>
       <w:pPr>
@@ -1567,11 +1521,11 @@
       <w:pPr>
         <w:pStyle w:val="Heading2"/>
       </w:pPr>
-      <w:bookmarkStart w:id="25" w:name="part-4-handle-it-or-bring-it"/>
+      <w:bookmarkStart w:id="26" w:name="part-4-handle-it-or-bring-it"/>
       <w:r>
         <w:t xml:space="preserve">Part 4: Handle it or bring it</w:t>
       </w:r>
-      <w:bookmarkEnd w:id="25"/>
+      <w:bookmarkEnd w:id="26"/>
     </w:p>
     <w:p>
       <w:pPr>
@@ -1819,11 +1773,11 @@
       <w:pPr>
         <w:pStyle w:val="Heading2"/>
       </w:pPr>
-      <w:bookmarkStart w:id="26" w:name="exit-strip-tear-off-turn-in"/>
+      <w:bookmarkStart w:id="27" w:name="exit-strip-tear-off-turn-in"/>
       <w:r>
         <w:t xml:space="preserve">Exit strip (tear off; turn in)</w:t>
       </w:r>
-      <w:bookmarkEnd w:id="26"/>
+      <w:bookmarkEnd w:id="27"/>
     </w:p>
     <w:p>
       <w:pPr>

--- a/downloads/handouts/Unit 03/Handout 03.07 - Private Stress Map.docx
+++ b/downloads/handouts/Unit 03/Handout 03.07 - Private Stress Map.docx
@@ -34,7 +34,7 @@
         <w:t xml:space="preserve"> </w:t>
       </w:r>
       <w:r>
-        <w:t xml:space="preserve">Parts 1 through 3 stay with you. They go in your FACS folder and nobody reads them unless you choose. I will look only to see that the grids are shaded and the stressors are tagged, not at what you wrote. The exit strip at the bottom is the only part you tear off and turn in, and it asks for categories and roles, never for what the stress is. If anything on this page makes you want to talk to someone, the list of people is in Part 4 and on the back.</w:t>
+        <w:t xml:space="preserve">Parts 1 through 4 stay with you. They go in your FACS folder, and nobody reads them unless you choose. I will look only to see that the grids are shaded and the stressors are tagged. I will not read what you wrote. The exit strip at the bottom is the only part you tear off and turn in. It asks for categories and roles, never for what the stress is. If anything on this page makes you want to talk to someone, the list of people is in Part 4 and on the back.</w:t>
       </w:r>
     </w:p>
     <w:p>
@@ -483,7 +483,7 @@
         <w:pStyle w:val="FirstParagraph"/>
       </w:pPr>
       <w:r>
-        <w:t xml:space="preserve">Mark on the outline where stress shows up for you first. Circle the earliest one.</w:t>
+        <w:t xml:space="preserve">On the body outline, mark the places where stress shows up for you. Circle the place where it shows up first.</w:t>
       </w:r>
     </w:p>
     <w:p>
@@ -554,7 +554,7 @@
         <w:pStyle w:val="BodyText"/>
       </w:pPr>
       <w:r>
-        <w:t xml:space="preserve">____________________________________________________________________________________________</w:t>
+        <w:t xml:space="preserve">(more) ____________________________________________________________________________________________</w:t>
       </w:r>
     </w:p>
     <w:p>
@@ -1271,7 +1271,7 @@
         <w:t xml:space="preserve"> </w:t>
       </w:r>
       <w:r>
-        <w:t xml:space="preserve">List them here (a few words each). Tag each with a category letter:</w:t>
+        <w:t xml:space="preserve">A stressor is a thing that causes you stress. List yours here (a few words each). Tag each one with a category letter:</w:t>
       </w:r>
       <w:r>
         <w:t xml:space="preserve"> </w:t>
@@ -1498,7 +1498,7 @@
         <w:pStyle w:val="BodyText"/>
       </w:pPr>
       <w:r>
-        <w:t xml:space="preserve">Grade 8 stretch (Part 5): look at the map for a pattern (same time every week, same place). Two sentences: what could change the pattern, not the feeling?</w:t>
+        <w:t xml:space="preserve">Grade 8 stretch: look at the map for a pattern (the same time every week, or the same place). Write two sentences: what could change the pattern, not the feeling?</w:t>
       </w:r>
     </w:p>
     <w:p>
@@ -1506,7 +1506,7 @@
         <w:pStyle w:val="BodyText"/>
       </w:pPr>
       <w:r>
-        <w:t xml:space="preserve">____________________________________________________________________________________________</w:t>
+        <w:t xml:space="preserve">Line 1: ____________________________________________________________________________________________</w:t>
       </w:r>
     </w:p>
     <w:p>
@@ -1514,7 +1514,7 @@
         <w:pStyle w:val="BodyText"/>
       </w:pPr>
       <w:r>
-        <w:t xml:space="preserve">____________________________________________________________________________________________</w:t>
+        <w:t xml:space="preserve">Line 2: ____________________________________________________________________________________________</w:t>
       </w:r>
     </w:p>
     <w:p>
